--- a/申请/推荐信调查表（学校）1.docx
+++ b/申请/推荐信调查表（学校）1.docx
@@ -178,14 +178,6 @@
                 <w:szCs w:val="18"/>
               </w:rPr>
             </w:pPr>
-            <w:r>
-              <w:rPr>
-                <w:rFonts w:ascii="微软雅黑" w:eastAsia="微软雅黑" w:hAnsi="微软雅黑" w:hint="eastAsia"/>
-                <w:sz w:val="18"/>
-                <w:szCs w:val="18"/>
-              </w:rPr>
-              <w:t>杨欢</w:t>
-            </w:r>
           </w:p>
         </w:tc>
       </w:tr>
@@ -263,14 +255,6 @@
                 <w:szCs w:val="18"/>
               </w:rPr>
             </w:pPr>
-            <w:r>
-              <w:rPr>
-                <w:rFonts w:ascii="微软雅黑" w:eastAsia="微软雅黑" w:hAnsi="微软雅黑" w:hint="eastAsia"/>
-                <w:sz w:val="18"/>
-                <w:szCs w:val="18"/>
-              </w:rPr>
-              <w:t>男</w:t>
-            </w:r>
           </w:p>
         </w:tc>
       </w:tr>
@@ -454,6 +438,7 @@
               </w:rPr>
               <w:t xml:space="preserve">    </w:t>
             </w:r>
+            <w:proofErr w:type="gramStart"/>
             <w:r>
               <w:rPr>
                 <w:rFonts w:ascii="微软雅黑" w:eastAsia="微软雅黑" w:hAnsi="微软雅黑" w:hint="eastAsia"/>
@@ -463,6 +448,7 @@
               </w:rPr>
               <w:t>务</w:t>
             </w:r>
+            <w:proofErr w:type="gramEnd"/>
           </w:p>
         </w:tc>
         <w:tc>
@@ -692,7 +678,7 @@
           <w:p>
             <w:pPr>
               <w:rPr>
-                <w:rFonts w:ascii="微软雅黑" w:eastAsia="微软雅黑" w:hAnsi="微软雅黑" w:hint="eastAsia"/>
+                <w:rFonts w:ascii="微软雅黑" w:eastAsia="微软雅黑" w:hAnsi="微软雅黑"/>
                 <w:sz w:val="18"/>
                 <w:szCs w:val="18"/>
               </w:rPr>
@@ -912,19 +898,37 @@
           <w:p>
             <w:pPr>
               <w:rPr>
-                <w:rFonts w:ascii="微软雅黑" w:eastAsia="微软雅黑" w:hAnsi="微软雅黑"/>
-                <w:color w:val="000000"/>
-                <w:sz w:val="18"/>
-                <w:szCs w:val="18"/>
-              </w:rPr>
-            </w:pPr>
-            <w:r>
-              <w:rPr>
-                <w:rFonts w:ascii="微软雅黑" w:eastAsia="微软雅黑" w:hAnsi="微软雅黑" w:hint="eastAsia"/>
-                <w:sz w:val="18"/>
-                <w:szCs w:val="18"/>
-              </w:rPr>
-              <w:t>为大一任课老师，教过</w:t>
+                <w:rFonts w:ascii="微软雅黑" w:eastAsia="微软雅黑" w:hAnsi="微软雅黑" w:hint="eastAsia"/>
+                <w:color w:val="000000"/>
+                <w:sz w:val="18"/>
+                <w:szCs w:val="18"/>
+              </w:rPr>
+            </w:pPr>
+            <w:r>
+              <w:rPr>
+                <w:rFonts w:ascii="微软雅黑" w:eastAsia="微软雅黑" w:hAnsi="微软雅黑" w:hint="eastAsia"/>
+                <w:sz w:val="18"/>
+                <w:szCs w:val="18"/>
+              </w:rPr>
+              <w:t>为大</w:t>
+            </w:r>
+            <w:proofErr w:type="gramStart"/>
+            <w:r>
+              <w:rPr>
+                <w:rFonts w:ascii="微软雅黑" w:eastAsia="微软雅黑" w:hAnsi="微软雅黑" w:hint="eastAsia"/>
+                <w:sz w:val="18"/>
+                <w:szCs w:val="18"/>
+              </w:rPr>
+              <w:t>一</w:t>
+            </w:r>
+            <w:proofErr w:type="gramEnd"/>
+            <w:r>
+              <w:rPr>
+                <w:rFonts w:ascii="微软雅黑" w:eastAsia="微软雅黑" w:hAnsi="微软雅黑" w:hint="eastAsia"/>
+                <w:sz w:val="18"/>
+                <w:szCs w:val="18"/>
+              </w:rPr>
+              <w:t>任课老师，教过</w:t>
             </w:r>
             <w:r>
               <w:rPr>
@@ -942,6 +946,24 @@
                 <w:sz w:val="18"/>
                 <w:szCs w:val="18"/>
               </w:rPr>
+              <w:t>3.6，</w:t>
+            </w:r>
+            <w:r>
+              <w:rPr>
+                <w:rFonts w:ascii="微软雅黑" w:eastAsia="微软雅黑" w:hAnsi="微软雅黑" w:hint="eastAsia"/>
+                <w:color w:val="000000"/>
+                <w:sz w:val="18"/>
+                <w:szCs w:val="18"/>
+              </w:rPr>
+              <w:t>操作系统原理</w:t>
+            </w:r>
+            <w:r>
+              <w:rPr>
+                <w:rFonts w:ascii="微软雅黑" w:eastAsia="微软雅黑" w:hAnsi="微软雅黑" w:hint="eastAsia"/>
+                <w:color w:val="000000"/>
+                <w:sz w:val="18"/>
+                <w:szCs w:val="18"/>
+              </w:rPr>
               <w:t>3.6</w:t>
             </w:r>
             <w:r>
@@ -951,43 +973,45 @@
                 <w:sz w:val="18"/>
                 <w:szCs w:val="18"/>
               </w:rPr>
-              <w:t>，</w:t>
-            </w:r>
-            <w:r>
-              <w:rPr>
-                <w:rFonts w:ascii="微软雅黑" w:eastAsia="微软雅黑" w:hAnsi="微软雅黑" w:hint="eastAsia"/>
-                <w:color w:val="000000"/>
-                <w:sz w:val="18"/>
-                <w:szCs w:val="18"/>
-              </w:rPr>
-              <w:t>操作系统原理</w:t>
-            </w:r>
-            <w:r>
-              <w:rPr>
-                <w:rFonts w:ascii="微软雅黑" w:eastAsia="微软雅黑" w:hAnsi="微软雅黑" w:hint="eastAsia"/>
-                <w:color w:val="000000"/>
-                <w:sz w:val="18"/>
-                <w:szCs w:val="18"/>
-              </w:rPr>
-              <w:t>3.6</w:t>
-            </w:r>
-          </w:p>
-          <w:p>
-            <w:pPr>
-              <w:rPr>
-                <w:rFonts w:ascii="微软雅黑" w:eastAsia="微软雅黑" w:hAnsi="微软雅黑"/>
-                <w:sz w:val="18"/>
-                <w:szCs w:val="18"/>
-              </w:rPr>
-            </w:pPr>
-            <w:r>
-              <w:rPr>
-                <w:rFonts w:ascii="微软雅黑" w:eastAsia="微软雅黑" w:hAnsi="微软雅黑" w:hint="eastAsia"/>
-                <w:color w:val="000000"/>
-                <w:sz w:val="18"/>
-                <w:szCs w:val="18"/>
-              </w:rPr>
-              <w:t>课堂表现中规中矩，都是听课很少互动，有过一两次讨论计算机职业道路规划，探讨前端工程师发展前景</w:t>
+              <w:t xml:space="preserve"> 专业选修Linux操作系统4.0</w:t>
+            </w:r>
+          </w:p>
+          <w:p>
+            <w:pPr>
+              <w:rPr>
+                <w:rFonts w:ascii="微软雅黑" w:eastAsia="微软雅黑" w:hAnsi="微软雅黑"/>
+                <w:sz w:val="18"/>
+                <w:szCs w:val="18"/>
+              </w:rPr>
+            </w:pPr>
+            <w:r>
+              <w:rPr>
+                <w:rFonts w:ascii="微软雅黑" w:eastAsia="微软雅黑" w:hAnsi="微软雅黑" w:hint="eastAsia"/>
+                <w:color w:val="000000"/>
+                <w:sz w:val="18"/>
+                <w:szCs w:val="18"/>
+              </w:rPr>
+              <w:t>课堂表现中</w:t>
+            </w:r>
+            <w:proofErr w:type="gramStart"/>
+            <w:r>
+              <w:rPr>
+                <w:rFonts w:ascii="微软雅黑" w:eastAsia="微软雅黑" w:hAnsi="微软雅黑" w:hint="eastAsia"/>
+                <w:color w:val="000000"/>
+                <w:sz w:val="18"/>
+                <w:szCs w:val="18"/>
+              </w:rPr>
+              <w:t>规</w:t>
+            </w:r>
+            <w:proofErr w:type="gramEnd"/>
+            <w:r>
+              <w:rPr>
+                <w:rFonts w:ascii="微软雅黑" w:eastAsia="微软雅黑" w:hAnsi="微软雅黑" w:hint="eastAsia"/>
+                <w:color w:val="000000"/>
+                <w:sz w:val="18"/>
+                <w:szCs w:val="18"/>
+              </w:rPr>
+              <w:t>中矩，都是听课很少互动，有过一两次讨论计算机职业道路规划，探讨前端工程师发展前景</w:t>
             </w:r>
             <w:r>
               <w:rPr>
@@ -1078,7 +1102,7 @@
           <w:p>
             <w:pPr>
               <w:rPr>
-                <w:rFonts w:ascii="微软雅黑" w:eastAsia="微软雅黑" w:hAnsi="微软雅黑" w:hint="eastAsia"/>
+                <w:rFonts w:ascii="微软雅黑" w:eastAsia="微软雅黑" w:hAnsi="微软雅黑"/>
                 <w:sz w:val="18"/>
                 <w:szCs w:val="18"/>
               </w:rPr>
@@ -1235,7 +1259,25 @@
                 <w:sz w:val="18"/>
                 <w:szCs w:val="18"/>
               </w:rPr>
-              <w:t>这个老师是从企业中出来后当上的老师，并且当老师的时间也不久，2019年才进入我们学校。所以他对企业对学生的要求比一般老师要清楚，他主张不做无用功（给我的感觉）提倡我们尽早把发展路线选好并坚持做好，所以他会尽自己所能来帮助我们，会帮我们划好考试重点，甚至不是他教的课都会想办法给我们划重点。</w:t>
+              <w:t>这个老师</w:t>
+            </w:r>
+            <w:r>
+              <w:rPr>
+                <w:rFonts w:ascii="微软雅黑" w:eastAsia="微软雅黑" w:hAnsi="微软雅黑" w:hint="eastAsia"/>
+                <w:kern w:val="2"/>
+                <w:sz w:val="18"/>
+                <w:szCs w:val="18"/>
+              </w:rPr>
+              <w:t>有过企业工作经历</w:t>
+            </w:r>
+            <w:r>
+              <w:rPr>
+                <w:rFonts w:ascii="微软雅黑" w:eastAsia="微软雅黑" w:hAnsi="微软雅黑" w:hint="eastAsia"/>
+                <w:kern w:val="2"/>
+                <w:sz w:val="18"/>
+                <w:szCs w:val="18"/>
+              </w:rPr>
+              <w:t>。所以他对企业对学生的要求比一般老师要清楚，他主张不做无用功（给我的感觉）提倡我们尽早把发展路线选好并坚持做好，所以他会尽自己所能来帮助我们，会帮我们划好考试重点，甚至不是他教的课都会想办法给我们划重点。</w:t>
             </w:r>
           </w:p>
           <w:p>
@@ -1243,7 +1285,7 @@
               <w:pStyle w:val="a9"/>
               <w:spacing w:line="384" w:lineRule="auto"/>
               <w:rPr>
-                <w:rFonts w:ascii="微软雅黑" w:eastAsia="微软雅黑" w:hAnsi="微软雅黑" w:hint="eastAsia"/>
+                <w:rFonts w:ascii="微软雅黑" w:eastAsia="微软雅黑" w:hAnsi="微软雅黑"/>
                 <w:kern w:val="2"/>
                 <w:sz w:val="18"/>
                 <w:szCs w:val="18"/>
@@ -1256,7 +1298,27 @@
                 <w:sz w:val="18"/>
                 <w:szCs w:val="18"/>
               </w:rPr>
-              <w:t>给我印象深刻的是他在大一大二的每个学期末都会开一个职业规划课，提醒我们选择考研，保研，申研，工作等路线哪个时间点应该做什么，哪些比赛可以参加哪些没必要，都是实打实的干货，可以感觉出是真的为了学生着想。</w:t>
+              <w:t>给我印象深刻的是他在大一大二的每个学期末都会开一个职业规划课，提醒我们选择考研，保</w:t>
+            </w:r>
+            <w:proofErr w:type="gramStart"/>
+            <w:r>
+              <w:rPr>
+                <w:rFonts w:ascii="微软雅黑" w:eastAsia="微软雅黑" w:hAnsi="微软雅黑" w:hint="eastAsia"/>
+                <w:kern w:val="2"/>
+                <w:sz w:val="18"/>
+                <w:szCs w:val="18"/>
+              </w:rPr>
+              <w:t>研</w:t>
+            </w:r>
+            <w:proofErr w:type="gramEnd"/>
+            <w:r>
+              <w:rPr>
+                <w:rFonts w:ascii="微软雅黑" w:eastAsia="微软雅黑" w:hAnsi="微软雅黑" w:hint="eastAsia"/>
+                <w:kern w:val="2"/>
+                <w:sz w:val="18"/>
+                <w:szCs w:val="18"/>
+              </w:rPr>
+              <w:t>，申研，工作等路线哪个时间点应该做什么，哪些比赛可以参加哪些没必要，都是实打实的干货，可以感觉出是真的为了学生着想。</w:t>
             </w:r>
           </w:p>
         </w:tc>
@@ -1304,15 +1366,35 @@
                 <w:sz w:val="18"/>
                 <w:szCs w:val="18"/>
               </w:rPr>
-              <w:t>以这位推荐人的角度来看，他是否了解你其他方面的能力，比如你的各科综合成绩如何</w:t>
-            </w:r>
-            <w:r>
-              <w:rPr>
-                <w:rFonts w:ascii="微软雅黑" w:eastAsia="微软雅黑" w:hAnsi="微软雅黑"/>
+              <w:t>以这位推荐人的角度来看，他是否了解</w:t>
+            </w:r>
+            <w:proofErr w:type="gramStart"/>
+            <w:r>
+              <w:rPr>
+                <w:rFonts w:ascii="微软雅黑" w:eastAsia="微软雅黑" w:hAnsi="微软雅黑" w:hint="eastAsia"/>
                 <w:bCs/>
                 <w:sz w:val="18"/>
                 <w:szCs w:val="18"/>
               </w:rPr>
+              <w:t>你其他</w:t>
+            </w:r>
+            <w:proofErr w:type="gramEnd"/>
+            <w:r>
+              <w:rPr>
+                <w:rFonts w:ascii="微软雅黑" w:eastAsia="微软雅黑" w:hAnsi="微软雅黑" w:hint="eastAsia"/>
+                <w:bCs/>
+                <w:sz w:val="18"/>
+                <w:szCs w:val="18"/>
+              </w:rPr>
+              <w:t>方面的能力，比如你的各科综合成绩如何</w:t>
+            </w:r>
+            <w:r>
+              <w:rPr>
+                <w:rFonts w:ascii="微软雅黑" w:eastAsia="微软雅黑" w:hAnsi="微软雅黑"/>
+                <w:bCs/>
+                <w:sz w:val="18"/>
+                <w:szCs w:val="18"/>
+              </w:rPr>
               <w:t xml:space="preserve">, </w:t>
             </w:r>
             <w:r>
@@ -1340,8 +1422,19 @@
                 <w:sz w:val="18"/>
                 <w:szCs w:val="18"/>
               </w:rPr>
-              <w:t>得过何种荣誉</w:t>
-            </w:r>
+              <w:t>得过</w:t>
+            </w:r>
+            <w:proofErr w:type="gramStart"/>
+            <w:r>
+              <w:rPr>
+                <w:rFonts w:ascii="微软雅黑" w:eastAsia="微软雅黑" w:hAnsi="微软雅黑" w:hint="eastAsia"/>
+                <w:bCs/>
+                <w:sz w:val="18"/>
+                <w:szCs w:val="18"/>
+              </w:rPr>
+              <w:t>何种荣誉</w:t>
+            </w:r>
+            <w:proofErr w:type="gramEnd"/>
             <w:r>
               <w:rPr>
                 <w:rFonts w:ascii="微软雅黑" w:eastAsia="微软雅黑" w:hAnsi="微软雅黑"/>
